--- a/frhinehart/SCORE-Tasks Accomplished.docx
+++ b/frhinehart/SCORE-Tasks Accomplished.docx
@@ -38,15 +38,7 @@
         </w:tabs>
       </w:pPr>
       <w:r>
-        <w:t xml:space="preserve">One-way </w:t>
-      </w:r>
-      <w:proofErr w:type="spellStart"/>
-      <w:r>
-        <w:t>anova</w:t>
-      </w:r>
-      <w:proofErr w:type="spellEnd"/>
-      <w:r>
-        <w:t xml:space="preserve"> module - submitted </w:t>
+        <w:t>One-way anova module - submitted </w:t>
       </w:r>
     </w:p>
     <w:p>
@@ -74,15 +66,7 @@
         </w:tabs>
       </w:pPr>
       <w:r>
-        <w:t xml:space="preserve">Two-way </w:t>
-      </w:r>
-      <w:proofErr w:type="spellStart"/>
-      <w:r>
-        <w:t>anova</w:t>
-      </w:r>
-      <w:proofErr w:type="spellEnd"/>
-      <w:r>
-        <w:t xml:space="preserve"> module – awaiting review </w:t>
+        <w:t>Two-way anova module – awaiting review </w:t>
       </w:r>
     </w:p>
     <w:p>
@@ -135,15 +119,7 @@
         </w:tabs>
       </w:pPr>
       <w:r>
-        <w:t xml:space="preserve">data repos </w:t>
-      </w:r>
-      <w:proofErr w:type="gramStart"/>
-      <w:r>
-        <w:t>–  submitted</w:t>
-      </w:r>
-      <w:proofErr w:type="gramEnd"/>
-      <w:r>
-        <w:t> </w:t>
+        <w:t>data repos –  submitted </w:t>
       </w:r>
     </w:p>
     <w:p>
@@ -277,7 +253,54 @@
         <w:t>1 data repo – awaiting review </w:t>
       </w:r>
     </w:p>
-    <w:p/>
+    <w:p>
+      <w:pPr>
+        <w:pStyle w:val="ListParagraph"/>
+        <w:numPr>
+          <w:ilvl w:val="0"/>
+          <w:numId w:val="20"/>
+        </w:numPr>
+      </w:pPr>
+      <w:r>
+        <w:t>Horse Racing</w:t>
+      </w:r>
+    </w:p>
+    <w:p>
+      <w:pPr>
+        <w:pStyle w:val="ListParagraph"/>
+        <w:numPr>
+          <w:ilvl w:val="1"/>
+          <w:numId w:val="20"/>
+        </w:numPr>
+      </w:pPr>
+      <w:r>
+        <w:t>1 data repo - awaiting review</w:t>
+      </w:r>
+    </w:p>
+    <w:p>
+      <w:pPr>
+        <w:pStyle w:val="ListParagraph"/>
+        <w:numPr>
+          <w:ilvl w:val="1"/>
+          <w:numId w:val="20"/>
+        </w:numPr>
+      </w:pPr>
+      <w:r>
+        <w:t>Pearson Hypothesis test module - awaiting review</w:t>
+      </w:r>
+    </w:p>
+    <w:p>
+      <w:pPr>
+        <w:pStyle w:val="ListParagraph"/>
+        <w:numPr>
+          <w:ilvl w:val="1"/>
+          <w:numId w:val="20"/>
+        </w:numPr>
+      </w:pPr>
+      <w:r>
+        <w:t>Correlation module - awaiting review</w:t>
+      </w:r>
+    </w:p>
     <w:sectPr>
       <w:pgSz w:w="12240" w:h="15840"/>
       <w:pgMar w:top="1440" w:right="1440" w:bottom="1440" w:left="1440" w:header="720" w:footer="720" w:gutter="0"/>
@@ -1185,6 +1208,118 @@
     </w:lvl>
   </w:abstractNum>
   <w:abstractNum w:abstractNumId="6" w15:restartNumberingAfterBreak="0">
+    <w:nsid w:val="31000952"/>
+    <w:multiLevelType w:val="hybridMultilevel"/>
+    <w:tmpl w:val="22D226E6"/>
+    <w:lvl w:ilvl="0" w:tplc="952E852A">
+      <w:numFmt w:val="bullet"/>
+      <w:lvlText w:val="-"/>
+      <w:lvlJc w:val="left"/>
+      <w:pPr>
+        <w:ind w:left="720" w:hanging="360"/>
+      </w:pPr>
+      <w:rPr>
+        <w:rFonts w:ascii="Aptos" w:eastAsiaTheme="minorHAnsi" w:hAnsi="Aptos" w:cstheme="minorBidi" w:hint="default"/>
+      </w:rPr>
+    </w:lvl>
+    <w:lvl w:ilvl="1" w:tplc="04090003">
+      <w:start w:val="1"/>
+      <w:numFmt w:val="bullet"/>
+      <w:lvlText w:val="o"/>
+      <w:lvlJc w:val="left"/>
+      <w:pPr>
+        <w:ind w:left="1440" w:hanging="360"/>
+      </w:pPr>
+      <w:rPr>
+        <w:rFonts w:ascii="Courier New" w:hAnsi="Courier New" w:cs="Courier New" w:hint="default"/>
+      </w:rPr>
+    </w:lvl>
+    <w:lvl w:ilvl="2" w:tplc="04090005" w:tentative="1">
+      <w:start w:val="1"/>
+      <w:numFmt w:val="bullet"/>
+      <w:lvlText w:val=""/>
+      <w:lvlJc w:val="left"/>
+      <w:pPr>
+        <w:ind w:left="2160" w:hanging="360"/>
+      </w:pPr>
+      <w:rPr>
+        <w:rFonts w:ascii="Wingdings" w:hAnsi="Wingdings" w:hint="default"/>
+      </w:rPr>
+    </w:lvl>
+    <w:lvl w:ilvl="3" w:tplc="04090001" w:tentative="1">
+      <w:start w:val="1"/>
+      <w:numFmt w:val="bullet"/>
+      <w:lvlText w:val=""/>
+      <w:lvlJc w:val="left"/>
+      <w:pPr>
+        <w:ind w:left="2880" w:hanging="360"/>
+      </w:pPr>
+      <w:rPr>
+        <w:rFonts w:ascii="Symbol" w:hAnsi="Symbol" w:hint="default"/>
+      </w:rPr>
+    </w:lvl>
+    <w:lvl w:ilvl="4" w:tplc="04090003" w:tentative="1">
+      <w:start w:val="1"/>
+      <w:numFmt w:val="bullet"/>
+      <w:lvlText w:val="o"/>
+      <w:lvlJc w:val="left"/>
+      <w:pPr>
+        <w:ind w:left="3600" w:hanging="360"/>
+      </w:pPr>
+      <w:rPr>
+        <w:rFonts w:ascii="Courier New" w:hAnsi="Courier New" w:cs="Courier New" w:hint="default"/>
+      </w:rPr>
+    </w:lvl>
+    <w:lvl w:ilvl="5" w:tplc="04090005" w:tentative="1">
+      <w:start w:val="1"/>
+      <w:numFmt w:val="bullet"/>
+      <w:lvlText w:val=""/>
+      <w:lvlJc w:val="left"/>
+      <w:pPr>
+        <w:ind w:left="4320" w:hanging="360"/>
+      </w:pPr>
+      <w:rPr>
+        <w:rFonts w:ascii="Wingdings" w:hAnsi="Wingdings" w:hint="default"/>
+      </w:rPr>
+    </w:lvl>
+    <w:lvl w:ilvl="6" w:tplc="04090001" w:tentative="1">
+      <w:start w:val="1"/>
+      <w:numFmt w:val="bullet"/>
+      <w:lvlText w:val=""/>
+      <w:lvlJc w:val="left"/>
+      <w:pPr>
+        <w:ind w:left="5040" w:hanging="360"/>
+      </w:pPr>
+      <w:rPr>
+        <w:rFonts w:ascii="Symbol" w:hAnsi="Symbol" w:hint="default"/>
+      </w:rPr>
+    </w:lvl>
+    <w:lvl w:ilvl="7" w:tplc="04090003" w:tentative="1">
+      <w:start w:val="1"/>
+      <w:numFmt w:val="bullet"/>
+      <w:lvlText w:val="o"/>
+      <w:lvlJc w:val="left"/>
+      <w:pPr>
+        <w:ind w:left="5760" w:hanging="360"/>
+      </w:pPr>
+      <w:rPr>
+        <w:rFonts w:ascii="Courier New" w:hAnsi="Courier New" w:cs="Courier New" w:hint="default"/>
+      </w:rPr>
+    </w:lvl>
+    <w:lvl w:ilvl="8" w:tplc="04090005" w:tentative="1">
+      <w:start w:val="1"/>
+      <w:numFmt w:val="bullet"/>
+      <w:lvlText w:val=""/>
+      <w:lvlJc w:val="left"/>
+      <w:pPr>
+        <w:ind w:left="6480" w:hanging="360"/>
+      </w:pPr>
+      <w:rPr>
+        <w:rFonts w:ascii="Wingdings" w:hAnsi="Wingdings" w:hint="default"/>
+      </w:rPr>
+    </w:lvl>
+  </w:abstractNum>
+  <w:abstractNum w:abstractNumId="7" w15:restartNumberingAfterBreak="0">
     <w:nsid w:val="3BAB5F14"/>
     <w:multiLevelType w:val="multilevel"/>
     <w:tmpl w:val="940AC438"/>
@@ -1333,7 +1468,7 @@
       </w:rPr>
     </w:lvl>
   </w:abstractNum>
-  <w:abstractNum w:abstractNumId="7" w15:restartNumberingAfterBreak="0">
+  <w:abstractNum w:abstractNumId="8" w15:restartNumberingAfterBreak="0">
     <w:nsid w:val="439D0EE0"/>
     <w:multiLevelType w:val="multilevel"/>
     <w:tmpl w:val="BF2A2396"/>
@@ -1482,7 +1617,7 @@
       </w:rPr>
     </w:lvl>
   </w:abstractNum>
-  <w:abstractNum w:abstractNumId="8" w15:restartNumberingAfterBreak="0">
+  <w:abstractNum w:abstractNumId="9" w15:restartNumberingAfterBreak="0">
     <w:nsid w:val="50D416E8"/>
     <w:multiLevelType w:val="multilevel"/>
     <w:tmpl w:val="08981836"/>
@@ -1631,7 +1766,7 @@
       </w:rPr>
     </w:lvl>
   </w:abstractNum>
-  <w:abstractNum w:abstractNumId="9" w15:restartNumberingAfterBreak="0">
+  <w:abstractNum w:abstractNumId="10" w15:restartNumberingAfterBreak="0">
     <w:nsid w:val="530651BB"/>
     <w:multiLevelType w:val="multilevel"/>
     <w:tmpl w:val="61743AEC"/>
@@ -1780,7 +1915,7 @@
       </w:rPr>
     </w:lvl>
   </w:abstractNum>
-  <w:abstractNum w:abstractNumId="10" w15:restartNumberingAfterBreak="0">
+  <w:abstractNum w:abstractNumId="11" w15:restartNumberingAfterBreak="0">
     <w:nsid w:val="577726EC"/>
     <w:multiLevelType w:val="multilevel"/>
     <w:tmpl w:val="C5B2C6CC"/>
@@ -1929,7 +2064,7 @@
       </w:rPr>
     </w:lvl>
   </w:abstractNum>
-  <w:abstractNum w:abstractNumId="11" w15:restartNumberingAfterBreak="0">
+  <w:abstractNum w:abstractNumId="12" w15:restartNumberingAfterBreak="0">
     <w:nsid w:val="605C674B"/>
     <w:multiLevelType w:val="multilevel"/>
     <w:tmpl w:val="C8FE55B4"/>
@@ -2078,7 +2213,7 @@
       </w:rPr>
     </w:lvl>
   </w:abstractNum>
-  <w:abstractNum w:abstractNumId="12" w15:restartNumberingAfterBreak="0">
+  <w:abstractNum w:abstractNumId="13" w15:restartNumberingAfterBreak="0">
     <w:nsid w:val="60C7012B"/>
     <w:multiLevelType w:val="multilevel"/>
     <w:tmpl w:val="1CE8473A"/>
@@ -2227,7 +2362,7 @@
       </w:rPr>
     </w:lvl>
   </w:abstractNum>
-  <w:abstractNum w:abstractNumId="13" w15:restartNumberingAfterBreak="0">
+  <w:abstractNum w:abstractNumId="14" w15:restartNumberingAfterBreak="0">
     <w:nsid w:val="623F481A"/>
     <w:multiLevelType w:val="multilevel"/>
     <w:tmpl w:val="C3BCBDDA"/>
@@ -2376,7 +2511,7 @@
       </w:rPr>
     </w:lvl>
   </w:abstractNum>
-  <w:abstractNum w:abstractNumId="14" w15:restartNumberingAfterBreak="0">
+  <w:abstractNum w:abstractNumId="15" w15:restartNumberingAfterBreak="0">
     <w:nsid w:val="64636AE7"/>
     <w:multiLevelType w:val="multilevel"/>
     <w:tmpl w:val="E63C1126"/>
@@ -2525,7 +2660,7 @@
       </w:rPr>
     </w:lvl>
   </w:abstractNum>
-  <w:abstractNum w:abstractNumId="15" w15:restartNumberingAfterBreak="0">
+  <w:abstractNum w:abstractNumId="16" w15:restartNumberingAfterBreak="0">
     <w:nsid w:val="6CFB2724"/>
     <w:multiLevelType w:val="multilevel"/>
     <w:tmpl w:val="9A78994C"/>
@@ -2674,7 +2809,7 @@
       </w:rPr>
     </w:lvl>
   </w:abstractNum>
-  <w:abstractNum w:abstractNumId="16" w15:restartNumberingAfterBreak="0">
+  <w:abstractNum w:abstractNumId="17" w15:restartNumberingAfterBreak="0">
     <w:nsid w:val="6E3D7274"/>
     <w:multiLevelType w:val="multilevel"/>
     <w:tmpl w:val="3D3C93BC"/>
@@ -2823,7 +2958,7 @@
       </w:rPr>
     </w:lvl>
   </w:abstractNum>
-  <w:abstractNum w:abstractNumId="17" w15:restartNumberingAfterBreak="0">
+  <w:abstractNum w:abstractNumId="18" w15:restartNumberingAfterBreak="0">
     <w:nsid w:val="77B93A1C"/>
     <w:multiLevelType w:val="multilevel"/>
     <w:tmpl w:val="EC8EC262"/>
@@ -2972,7 +3107,7 @@
       </w:rPr>
     </w:lvl>
   </w:abstractNum>
-  <w:abstractNum w:abstractNumId="18" w15:restartNumberingAfterBreak="0">
+  <w:abstractNum w:abstractNumId="19" w15:restartNumberingAfterBreak="0">
     <w:nsid w:val="7A420274"/>
     <w:multiLevelType w:val="multilevel"/>
     <w:tmpl w:val="9F18E808"/>
@@ -3125,19 +3260,19 @@
     <w:abstractNumId w:val="5"/>
   </w:num>
   <w:num w:numId="2" w16cid:durableId="908077302">
-    <w:abstractNumId w:val="15"/>
+    <w:abstractNumId w:val="16"/>
   </w:num>
   <w:num w:numId="3" w16cid:durableId="994575548">
     <w:abstractNumId w:val="2"/>
   </w:num>
   <w:num w:numId="4" w16cid:durableId="414590694">
-    <w:abstractNumId w:val="11"/>
+    <w:abstractNumId w:val="12"/>
   </w:num>
   <w:num w:numId="5" w16cid:durableId="288367392">
     <w:abstractNumId w:val="0"/>
   </w:num>
   <w:num w:numId="6" w16cid:durableId="563679987">
-    <w:abstractNumId w:val="6"/>
+    <w:abstractNumId w:val="7"/>
   </w:num>
   <w:num w:numId="7" w16cid:durableId="2093163892">
     <w:abstractNumId w:val="4"/>
@@ -3146,37 +3281,40 @@
     <w:abstractNumId w:val="1"/>
   </w:num>
   <w:num w:numId="9" w16cid:durableId="1994674983">
-    <w:abstractNumId w:val="12"/>
+    <w:abstractNumId w:val="13"/>
   </w:num>
   <w:num w:numId="10" w16cid:durableId="1262491094">
-    <w:abstractNumId w:val="7"/>
+    <w:abstractNumId w:val="8"/>
   </w:num>
   <w:num w:numId="11" w16cid:durableId="1583679086">
-    <w:abstractNumId w:val="17"/>
+    <w:abstractNumId w:val="18"/>
   </w:num>
   <w:num w:numId="12" w16cid:durableId="737629475">
-    <w:abstractNumId w:val="14"/>
+    <w:abstractNumId w:val="15"/>
   </w:num>
   <w:num w:numId="13" w16cid:durableId="149829872">
-    <w:abstractNumId w:val="10"/>
+    <w:abstractNumId w:val="11"/>
   </w:num>
   <w:num w:numId="14" w16cid:durableId="1585652569">
     <w:abstractNumId w:val="3"/>
   </w:num>
   <w:num w:numId="15" w16cid:durableId="14698469">
+    <w:abstractNumId w:val="10"/>
+  </w:num>
+  <w:num w:numId="16" w16cid:durableId="154030345">
     <w:abstractNumId w:val="9"/>
   </w:num>
-  <w:num w:numId="16" w16cid:durableId="154030345">
-    <w:abstractNumId w:val="8"/>
-  </w:num>
   <w:num w:numId="17" w16cid:durableId="362290924">
-    <w:abstractNumId w:val="18"/>
+    <w:abstractNumId w:val="19"/>
   </w:num>
   <w:num w:numId="18" w16cid:durableId="495657114">
-    <w:abstractNumId w:val="16"/>
+    <w:abstractNumId w:val="17"/>
   </w:num>
   <w:num w:numId="19" w16cid:durableId="1684555096">
-    <w:abstractNumId w:val="13"/>
+    <w:abstractNumId w:val="14"/>
+  </w:num>
+  <w:num w:numId="20" w16cid:durableId="800654140">
+    <w:abstractNumId w:val="6"/>
   </w:num>
 </w:numbering>
 </file>
@@ -3784,6 +3922,7 @@
   <w:style w:type="character" w:default="1" w:styleId="DefaultParagraphFont">
     <w:name w:val="Default Paragraph Font"/>
     <w:uiPriority w:val="1"/>
+    <w:semiHidden/>
     <w:unhideWhenUsed/>
   </w:style>
   <w:style w:type="table" w:default="1" w:styleId="TableNormal">

--- a/frhinehart/SCORE-Tasks Accomplished.docx
+++ b/frhinehart/SCORE-Tasks Accomplished.docx
@@ -299,6 +299,30 @@
       </w:pPr>
       <w:r>
         <w:t>Correlation module - awaiting review</w:t>
+      </w:r>
+    </w:p>
+    <w:p>
+      <w:pPr>
+        <w:pStyle w:val="ListParagraph"/>
+        <w:numPr>
+          <w:ilvl w:val="0"/>
+          <w:numId w:val="20"/>
+        </w:numPr>
+      </w:pPr>
+      <w:r>
+        <w:t>Paralympics</w:t>
+      </w:r>
+    </w:p>
+    <w:p>
+      <w:pPr>
+        <w:pStyle w:val="ListParagraph"/>
+        <w:numPr>
+          <w:ilvl w:val="1"/>
+          <w:numId w:val="20"/>
+        </w:numPr>
+      </w:pPr>
+      <w:r>
+        <w:t>1 Data repo – awaiting review</w:t>
       </w:r>
     </w:p>
     <w:sectPr>
